--- a/Course/1 Component 1 - Computer Systems/1.1 Processors, Input, Output and Storage/1.1.3 Input, Output and Storage Devices/4 Homework (editable).docx
+++ b/Course/1 Component 1 - Computer Systems/1.1 Processors, Input, Output and Storage/1.1.3 Input, Output and Storage Devices/4 Homework (editable).docx
@@ -7,62 +7,26 @@
         <w:pStyle w:val="Heading1"/>
       </w:pPr>
       <w:r>
+        <w:rPr>
+          <w:b w:val="0"/>
+          <w:i w:val="0"/>
+        </w:rPr>
         <w:t>Homework — 1.1.3 Input, Output and Storage Devices</w:t>
       </w:r>
     </w:p>
     <w:p>
       <w:r>
-        <w:t xml:space="preserve">Name: </w:t>
-      </w:r>
-      <w:r>
         <w:rPr>
-          <w:b/>
+          <w:b w:val="0"/>
+          <w:i w:val="0"/>
         </w:rPr>
-        <w:t>_</w:t>
-      </w:r>
-      <w:r>
-        <w:rPr>
-          <w:b/>
-        </w:rPr>
-        <w:t>_</w:t>
-      </w:r>
-      <w:r>
-        <w:rPr>
-          <w:b/>
-        </w:rPr>
-        <w:t>_</w:t>
-      </w:r>
-      <w:r>
-        <w:rPr>
-          <w:b/>
-        </w:rPr>
-        <w:t>_</w:t>
-      </w:r>
-      <w:r>
-        <w:rPr>
-          <w:b/>
-        </w:rPr>
-        <w:t xml:space="preserve">   Date: </w:t>
-      </w:r>
-      <w:r>
-        <w:rPr>
-          <w:b/>
-        </w:rPr>
-        <w:t>_</w:t>
-      </w:r>
-      <w:r>
-        <w:rPr>
-          <w:b/>
-        </w:rPr>
-        <w:t xml:space="preserve">_   Mark: </w:t>
-      </w:r>
-      <w:r>
-        <w:t>____ / 20</w:t>
+        <w:t>Name: ______________________   Date: __________   Mark: ______ / 20</w:t>
       </w:r>
     </w:p>
     <w:p>
       <w:r>
         <w:rPr>
+          <w:b w:val="0"/>
           <w:i/>
         </w:rPr>
         <w:t>OCR H446 — set after the 1.1.3 lesson. Show your working.</w:t>
@@ -73,6 +37,10 @@
         <w:pStyle w:val="Heading2"/>
       </w:pPr>
       <w:r>
+        <w:rPr>
+          <w:b w:val="0"/>
+          <w:i w:val="0"/>
+        </w:rPr>
         <w:t>Part A — This week's topic (~14 marks)</w:t>
       </w:r>
     </w:p>
@@ -80,41 +48,62 @@
       <w:r>
         <w:rPr>
           <w:b/>
+          <w:i w:val="0"/>
         </w:rPr>
         <w:t>1.</w:t>
       </w:r>
       <w:r>
+        <w:rPr>
+          <w:b w:val="0"/>
+          <w:i w:val="0"/>
+        </w:rPr>
         <w:t xml:space="preserve"> For each device, state whether it is an </w:t>
       </w:r>
       <w:r>
         <w:rPr>
           <w:b/>
+          <w:i w:val="0"/>
         </w:rPr>
         <w:t>input</w:t>
       </w:r>
       <w:r>
+        <w:rPr>
+          <w:b w:val="0"/>
+          <w:i w:val="0"/>
+        </w:rPr>
         <w:t xml:space="preserve"> or </w:t>
       </w:r>
       <w:r>
         <w:rPr>
           <w:b/>
+          <w:i w:val="0"/>
         </w:rPr>
         <w:t>output</w:t>
       </w:r>
       <w:r>
+        <w:rPr>
+          <w:b w:val="0"/>
+          <w:i w:val="0"/>
+        </w:rPr>
         <w:t xml:space="preserve"> device. </w:t>
       </w:r>
       <w:r>
         <w:rPr>
           <w:b/>
+          <w:i w:val="0"/>
         </w:rPr>
         <w:t>[3]</w:t>
       </w:r>
       <w:r>
+        <w:rPr>
+          <w:b w:val="0"/>
+          <w:i w:val="0"/>
+        </w:rPr>
         <w:t xml:space="preserve"> </w:t>
       </w:r>
       <w:r>
         <w:rPr>
+          <w:b w:val="0"/>
           <w:i/>
         </w:rPr>
         <w:t>(AO1)</w:t>
@@ -157,36 +146,11 @@
         <w:pStyle w:val="ListBullet"/>
       </w:pPr>
       <w:r>
-        <w:t xml:space="preserve">Microphone: </w:t>
-      </w:r>
-      <w:r>
         <w:rPr>
-          <w:b/>
+          <w:b w:val="0"/>
+          <w:i w:val="0"/>
         </w:rPr>
-        <w:t>_</w:t>
-      </w:r>
-      <w:r>
-        <w:rPr>
-          <w:b/>
-        </w:rPr>
-        <w:t>_</w:t>
-      </w:r>
-      <w:r>
-        <w:rPr>
-          <w:b/>
-        </w:rPr>
-        <w:t>_</w:t>
-      </w:r>
-      <w:r>
-        <w:rPr>
-          <w:b/>
-        </w:rPr>
-        <w:t>_</w:t>
-      </w:r>
-      <w:r>
-        <w:rPr>
-          <w:b/>
-        </w:rPr>
+        <w:t>Microphone: ________________________</w:t>
       </w:r>
     </w:p>
     <w:p>
@@ -194,36 +158,11 @@
         <w:pStyle w:val="ListBullet"/>
       </w:pPr>
       <w:r>
-        <w:t xml:space="preserve">Laser printer: </w:t>
-      </w:r>
-      <w:r>
         <w:rPr>
-          <w:b/>
+          <w:b w:val="0"/>
+          <w:i w:val="0"/>
         </w:rPr>
-        <w:t>_</w:t>
-      </w:r>
-      <w:r>
-        <w:rPr>
-          <w:b/>
-        </w:rPr>
-        <w:t>_</w:t>
-      </w:r>
-      <w:r>
-        <w:rPr>
-          <w:b/>
-        </w:rPr>
-        <w:t>_</w:t>
-      </w:r>
-      <w:r>
-        <w:rPr>
-          <w:b/>
-        </w:rPr>
-        <w:t>_</w:t>
-      </w:r>
-      <w:r>
-        <w:rPr>
-          <w:b/>
-        </w:rPr>
+        <w:t>Laser printer: ________________________</w:t>
       </w:r>
     </w:p>
     <w:p>
@@ -231,68 +170,59 @@
         <w:pStyle w:val="ListBullet"/>
       </w:pPr>
       <w:r>
-        <w:t xml:space="preserve">Sensor: </w:t>
-      </w:r>
-      <w:r>
         <w:rPr>
-          <w:b/>
+          <w:b w:val="0"/>
+          <w:i w:val="0"/>
         </w:rPr>
-        <w:t>_</w:t>
-      </w:r>
-      <w:r>
-        <w:rPr>
-          <w:b/>
-        </w:rPr>
-        <w:t>_</w:t>
-      </w:r>
-      <w:r>
-        <w:rPr>
-          <w:b/>
-        </w:rPr>
-        <w:t>_</w:t>
-      </w:r>
-      <w:r>
-        <w:rPr>
-          <w:b/>
-        </w:rPr>
-        <w:t>_</w:t>
-      </w:r>
-      <w:r>
-        <w:rPr>
-          <w:b/>
-        </w:rPr>
+        <w:t>Sensor: ________________________</w:t>
       </w:r>
     </w:p>
     <w:p>
       <w:r>
         <w:rPr>
           <w:b/>
+          <w:i w:val="0"/>
         </w:rPr>
         <w:t>2.</w:t>
       </w:r>
       <w:r>
+        <w:rPr>
+          <w:b w:val="0"/>
+          <w:i w:val="0"/>
+        </w:rPr>
         <w:t xml:space="preserve"> Describe how data is stored and read on an </w:t>
       </w:r>
       <w:r>
         <w:rPr>
           <w:b/>
+          <w:i w:val="0"/>
         </w:rPr>
         <w:t>optical</w:t>
       </w:r>
       <w:r>
+        <w:rPr>
+          <w:b w:val="0"/>
+          <w:i w:val="0"/>
+        </w:rPr>
         <w:t xml:space="preserve"> disc such as a DVD. </w:t>
       </w:r>
       <w:r>
         <w:rPr>
           <w:b/>
+          <w:i w:val="0"/>
         </w:rPr>
         <w:t>[2]</w:t>
       </w:r>
       <w:r>
+        <w:rPr>
+          <w:b w:val="0"/>
+          <w:i w:val="0"/>
+        </w:rPr>
         <w:t xml:space="preserve"> </w:t>
       </w:r>
       <w:r>
         <w:rPr>
+          <w:b w:val="0"/>
           <w:i/>
         </w:rPr>
         <w:t>(AO1)</w:t>
@@ -340,59 +270,90 @@
       <w:r>
         <w:rPr>
           <w:b/>
+          <w:i w:val="0"/>
         </w:rPr>
         <w:t>3.</w:t>
       </w:r>
       <w:r>
+        <w:rPr>
+          <w:b w:val="0"/>
+          <w:i w:val="0"/>
+        </w:rPr>
         <w:t xml:space="preserve"> A laptop manufacturer replaces a magnetic </w:t>
       </w:r>
       <w:r>
         <w:rPr>
           <w:b/>
+          <w:i w:val="0"/>
         </w:rPr>
         <w:t>HDD</w:t>
       </w:r>
       <w:r>
+        <w:rPr>
+          <w:b w:val="0"/>
+          <w:i w:val="0"/>
+        </w:rPr>
         <w:t xml:space="preserve"> with a </w:t>
       </w:r>
       <w:r>
         <w:rPr>
           <w:b/>
+          <w:i w:val="0"/>
         </w:rPr>
         <w:t>flash (SSD)</w:t>
       </w:r>
       <w:r>
+        <w:rPr>
+          <w:b w:val="0"/>
+          <w:i w:val="0"/>
+        </w:rPr>
         <w:t xml:space="preserve"> drive. State </w:t>
       </w:r>
       <w:r>
         <w:rPr>
           <w:b/>
+          <w:i w:val="0"/>
         </w:rPr>
         <w:t>two</w:t>
       </w:r>
       <w:r>
+        <w:rPr>
+          <w:b w:val="0"/>
+          <w:i w:val="0"/>
+        </w:rPr>
         <w:t xml:space="preserve"> advantages and </w:t>
       </w:r>
       <w:r>
         <w:rPr>
           <w:b/>
+          <w:i w:val="0"/>
         </w:rPr>
         <w:t>one</w:t>
       </w:r>
       <w:r>
+        <w:rPr>
+          <w:b w:val="0"/>
+          <w:i w:val="0"/>
+        </w:rPr>
         <w:t xml:space="preserve"> disadvantage of this change. </w:t>
       </w:r>
       <w:r>
         <w:rPr>
           <w:b/>
+          <w:i w:val="0"/>
         </w:rPr>
         <w:t>[3]</w:t>
       </w:r>
       <w:r>
+        <w:rPr>
+          <w:b w:val="0"/>
+          <w:i w:val="0"/>
+        </w:rPr>
         <w:t xml:space="preserve"> </w:t>
       </w:r>
       <w:r>
         <w:rPr>
+          <w:b w:val="0"/>
           <w:i/>
         </w:rPr>
         <w:t>(AO1)</w:t>
@@ -432,36 +393,11 @@
     </w:p>
     <w:p>
       <w:r>
-        <w:t xml:space="preserve">Advantages: </w:t>
-      </w:r>
-      <w:r>
         <w:rPr>
-          <w:b/>
+          <w:b w:val="0"/>
+          <w:i w:val="0"/>
         </w:rPr>
-        <w:t>_</w:t>
-      </w:r>
-      <w:r>
-        <w:rPr>
-          <w:b/>
-        </w:rPr>
-        <w:t>_</w:t>
-      </w:r>
-      <w:r>
-        <w:rPr>
-          <w:b/>
-        </w:rPr>
-        <w:t>_</w:t>
-      </w:r>
-      <w:r>
-        <w:rPr>
-          <w:b/>
-        </w:rPr>
-        <w:t>_</w:t>
-      </w:r>
-      <w:r>
-        <w:rPr>
-          <w:b/>
-        </w:rPr>
+        <w:t>Advantages: ________________________</w:t>
       </w:r>
     </w:p>
     <w:p>
@@ -473,86 +409,87 @@
     </w:p>
     <w:p>
       <w:r>
-        <w:t xml:space="preserve">Disadvantage: </w:t>
-      </w:r>
-      <w:r>
         <w:rPr>
-          <w:b/>
+          <w:b w:val="0"/>
+          <w:i w:val="0"/>
         </w:rPr>
-        <w:t>_</w:t>
-      </w:r>
-      <w:r>
-        <w:rPr>
-          <w:b/>
-        </w:rPr>
-        <w:t>_</w:t>
-      </w:r>
-      <w:r>
-        <w:rPr>
-          <w:b/>
-        </w:rPr>
-        <w:t>_</w:t>
-      </w:r>
-      <w:r>
-        <w:rPr>
-          <w:b/>
-        </w:rPr>
-        <w:t>_</w:t>
-      </w:r>
-      <w:r>
-        <w:rPr>
-          <w:b/>
-        </w:rPr>
+        <w:t>Disadvantage: ________________________</w:t>
       </w:r>
     </w:p>
     <w:p>
       <w:r>
         <w:rPr>
           <w:b/>
+          <w:i w:val="0"/>
         </w:rPr>
         <w:t>4.</w:t>
       </w:r>
       <w:r>
+        <w:rPr>
+          <w:b w:val="0"/>
+          <w:i w:val="0"/>
+        </w:rPr>
         <w:t xml:space="preserve"> A museum needs to </w:t>
       </w:r>
       <w:r>
         <w:rPr>
           <w:b/>
+          <w:i w:val="0"/>
         </w:rPr>
         <w:t>archive</w:t>
       </w:r>
       <w:r>
+        <w:rPr>
+          <w:b w:val="0"/>
+          <w:i w:val="0"/>
+        </w:rPr>
         <w:t xml:space="preserve"> several terabytes of footage that will rarely be accessed again, at the </w:t>
       </w:r>
       <w:r>
         <w:rPr>
           <w:b/>
+          <w:i w:val="0"/>
         </w:rPr>
         <w:t>lowest possible cost</w:t>
       </w:r>
       <w:r>
+        <w:rPr>
+          <w:b w:val="0"/>
+          <w:i w:val="0"/>
+        </w:rPr>
         <w:t xml:space="preserve">. Recommend a suitable storage medium and </w:t>
       </w:r>
       <w:r>
         <w:rPr>
           <w:b/>
+          <w:i w:val="0"/>
         </w:rPr>
         <w:t>justify</w:t>
       </w:r>
       <w:r>
+        <w:rPr>
+          <w:b w:val="0"/>
+          <w:i w:val="0"/>
+        </w:rPr>
         <w:t xml:space="preserve"> your choice against the requirements. </w:t>
       </w:r>
       <w:r>
         <w:rPr>
           <w:b/>
+          <w:i w:val="0"/>
         </w:rPr>
         <w:t>[3]</w:t>
       </w:r>
       <w:r>
+        <w:rPr>
+          <w:b w:val="0"/>
+          <w:i w:val="0"/>
+        </w:rPr>
         <w:t xml:space="preserve"> </w:t>
       </w:r>
       <w:r>
         <w:rPr>
+          <w:b w:val="0"/>
           <w:i/>
         </w:rPr>
         <w:t>(AO2)</w:t>
@@ -615,41 +552,62 @@
       <w:r>
         <w:rPr>
           <w:b/>
+          <w:i w:val="0"/>
         </w:rPr>
         <w:t>5.</w:t>
       </w:r>
       <w:r>
+        <w:rPr>
+          <w:b w:val="0"/>
+          <w:i w:val="0"/>
+        </w:rPr>
         <w:t xml:space="preserve"> Explain the difference between </w:t>
       </w:r>
       <w:r>
         <w:rPr>
           <w:b/>
+          <w:i w:val="0"/>
         </w:rPr>
         <w:t>RAM</w:t>
       </w:r>
       <w:r>
+        <w:rPr>
+          <w:b w:val="0"/>
+          <w:i w:val="0"/>
+        </w:rPr>
         <w:t xml:space="preserve"> and </w:t>
       </w:r>
       <w:r>
         <w:rPr>
           <w:b/>
+          <w:i w:val="0"/>
         </w:rPr>
         <w:t>cache</w:t>
       </w:r>
       <w:r>
+        <w:rPr>
+          <w:b w:val="0"/>
+          <w:i w:val="0"/>
+        </w:rPr>
         <w:t xml:space="preserve"> in terms of speed and location. </w:t>
       </w:r>
       <w:r>
         <w:rPr>
           <w:b/>
+          <w:i w:val="0"/>
         </w:rPr>
         <w:t>[2]</w:t>
       </w:r>
       <w:r>
+        <w:rPr>
+          <w:b w:val="0"/>
+          <w:i w:val="0"/>
+        </w:rPr>
         <w:t xml:space="preserve"> </w:t>
       </w:r>
       <w:r>
         <w:rPr>
+          <w:b w:val="0"/>
           <w:i/>
         </w:rPr>
         <w:t>(AO1)</w:t>
@@ -697,32 +655,48 @@
       <w:r>
         <w:rPr>
           <w:b/>
+          <w:i w:val="0"/>
         </w:rPr>
         <w:t>6.</w:t>
       </w:r>
       <w:r>
+        <w:rPr>
+          <w:b w:val="0"/>
+          <w:i w:val="0"/>
+        </w:rPr>
         <w:t xml:space="preserve"> A user complains their computer becomes extremely slow when many large programs are open at once, and the hard disk activity light stays on constantly. Using the term </w:t>
       </w:r>
       <w:r>
         <w:rPr>
           <w:b/>
+          <w:i w:val="0"/>
         </w:rPr>
         <w:t>virtual memory</w:t>
       </w:r>
       <w:r>
+        <w:rPr>
+          <w:b w:val="0"/>
+          <w:i w:val="0"/>
+        </w:rPr>
         <w:t xml:space="preserve">, explain what is happening. </w:t>
       </w:r>
       <w:r>
         <w:rPr>
           <w:b/>
+          <w:i w:val="0"/>
         </w:rPr>
         <w:t>[1]</w:t>
       </w:r>
       <w:r>
+        <w:rPr>
+          <w:b w:val="0"/>
+          <w:i w:val="0"/>
+        </w:rPr>
         <w:t xml:space="preserve"> </w:t>
       </w:r>
       <w:r>
         <w:rPr>
+          <w:b w:val="0"/>
           <w:i/>
         </w:rPr>
         <w:t>(AO2)</w:t>
@@ -756,6 +730,10 @@
         <w:pStyle w:val="Heading2"/>
       </w:pPr>
       <w:r>
+        <w:rPr>
+          <w:b w:val="0"/>
+          <w:i w:val="0"/>
+        </w:rPr>
         <w:t>Part B — Retrieval: keep it fresh (~6 marks)</w:t>
       </w:r>
     </w:p>
@@ -763,50 +741,76 @@
       <w:r>
         <w:rPr>
           <w:b/>
+          <w:i w:val="0"/>
         </w:rPr>
         <w:t>7.</w:t>
       </w:r>
       <w:r>
+        <w:rPr>
+          <w:b w:val="0"/>
+          <w:i w:val="0"/>
+        </w:rPr>
         <w:t xml:space="preserve"> State </w:t>
       </w:r>
       <w:r>
         <w:rPr>
           <w:b/>
+          <w:i w:val="0"/>
         </w:rPr>
         <w:t>two</w:t>
       </w:r>
       <w:r>
+        <w:rPr>
+          <w:b w:val="0"/>
+          <w:i w:val="0"/>
+        </w:rPr>
         <w:t xml:space="preserve"> differences between </w:t>
       </w:r>
       <w:r>
         <w:rPr>
           <w:b/>
+          <w:i w:val="0"/>
         </w:rPr>
         <w:t>RISC</w:t>
       </w:r>
       <w:r>
+        <w:rPr>
+          <w:b w:val="0"/>
+          <w:i w:val="0"/>
+        </w:rPr>
         <w:t xml:space="preserve"> and </w:t>
       </w:r>
       <w:r>
         <w:rPr>
           <w:b/>
+          <w:i w:val="0"/>
         </w:rPr>
         <w:t>CISC</w:t>
       </w:r>
       <w:r>
+        <w:rPr>
+          <w:b w:val="0"/>
+          <w:i w:val="0"/>
+        </w:rPr>
         <w:t xml:space="preserve"> processors. </w:t>
       </w:r>
       <w:r>
         <w:rPr>
           <w:b/>
+          <w:i w:val="0"/>
         </w:rPr>
         <w:t>[2]</w:t>
       </w:r>
       <w:r>
+        <w:rPr>
+          <w:b w:val="0"/>
+          <w:i w:val="0"/>
+        </w:rPr>
         <w:t xml:space="preserve"> </w:t>
       </w:r>
       <w:r>
         <w:rPr>
+          <w:b w:val="0"/>
           <w:i/>
         </w:rPr>
         <w:t>(retrieval from 1.1.2)</w:t>
@@ -854,32 +858,48 @@
       <w:r>
         <w:rPr>
           <w:b/>
+          <w:i w:val="0"/>
         </w:rPr>
         <w:t>8.</w:t>
       </w:r>
       <w:r>
+        <w:rPr>
+          <w:b w:val="0"/>
+          <w:i w:val="0"/>
+        </w:rPr>
         <w:t xml:space="preserve"> Explain why a </w:t>
       </w:r>
       <w:r>
         <w:rPr>
           <w:b/>
+          <w:i w:val="0"/>
         </w:rPr>
         <w:t>GPU</w:t>
       </w:r>
       <w:r>
+        <w:rPr>
+          <w:b w:val="0"/>
+          <w:i w:val="0"/>
+        </w:rPr>
         <w:t xml:space="preserve"> is well suited to applying the same calculation to a large data set. </w:t>
       </w:r>
       <w:r>
         <w:rPr>
           <w:b/>
+          <w:i w:val="0"/>
         </w:rPr>
         <w:t>[2]</w:t>
       </w:r>
       <w:r>
+        <w:rPr>
+          <w:b w:val="0"/>
+          <w:i w:val="0"/>
+        </w:rPr>
         <w:t xml:space="preserve"> </w:t>
       </w:r>
       <w:r>
         <w:rPr>
+          <w:b w:val="0"/>
           <w:i/>
         </w:rPr>
         <w:t>(retrieval from 1.1.2)</w:t>
@@ -927,50 +947,76 @@
       <w:r>
         <w:rPr>
           <w:b/>
+          <w:i w:val="0"/>
         </w:rPr>
         <w:t>9.</w:t>
       </w:r>
       <w:r>
+        <w:rPr>
+          <w:b w:val="0"/>
+          <w:i w:val="0"/>
+        </w:rPr>
         <w:t xml:space="preserve"> State the </w:t>
       </w:r>
       <w:r>
         <w:rPr>
           <w:b/>
+          <w:i w:val="0"/>
         </w:rPr>
         <w:t>full name</w:t>
       </w:r>
       <w:r>
+        <w:rPr>
+          <w:b w:val="0"/>
+          <w:i w:val="0"/>
+        </w:rPr>
         <w:t xml:space="preserve"> and </w:t>
       </w:r>
       <w:r>
         <w:rPr>
           <w:b/>
+          <w:i w:val="0"/>
         </w:rPr>
         <w:t>role</w:t>
       </w:r>
       <w:r>
+        <w:rPr>
+          <w:b w:val="0"/>
+          <w:i w:val="0"/>
+        </w:rPr>
         <w:t xml:space="preserve"> of the </w:t>
       </w:r>
       <w:r>
         <w:rPr>
           <w:b/>
+          <w:i w:val="0"/>
         </w:rPr>
         <w:t>MDR</w:t>
       </w:r>
       <w:r>
+        <w:rPr>
+          <w:b w:val="0"/>
+          <w:i w:val="0"/>
+        </w:rPr>
         <w:t xml:space="preserve">. </w:t>
       </w:r>
       <w:r>
         <w:rPr>
           <w:b/>
+          <w:i w:val="0"/>
         </w:rPr>
         <w:t>[2]</w:t>
       </w:r>
       <w:r>
+        <w:rPr>
+          <w:b w:val="0"/>
+          <w:i w:val="0"/>
+        </w:rPr>
         <w:t xml:space="preserve"> </w:t>
       </w:r>
       <w:r>
         <w:rPr>
+          <w:b w:val="0"/>
           <w:i/>
         </w:rPr>
         <w:t>(retrieval from 1.1.1)</w:t>

--- a/Course/1 Component 1 - Computer Systems/1.1 Processors, Input, Output and Storage/1.1.3 Input, Output and Storage Devices/4 Homework (editable).docx
+++ b/Course/1 Component 1 - Computer Systems/1.1 Processors, Input, Output and Storage/1.1.3 Input, Output and Storage Devices/4 Homework (editable).docx
@@ -109,38 +109,32 @@
         <w:t>(AO1)</w:t>
       </w:r>
     </w:p>
-    <w:p>
-      <w:pPr>
-        <w:spacing w:before="260"/>
-        <w:pBdr>
-          <w:bottom w:val="single" w:sz="4" w:space="1" w:color="AAB4C0"/>
-        </w:pBdr>
-      </w:pPr>
-    </w:p>
-    <w:p>
-      <w:pPr>
-        <w:spacing w:before="260"/>
-        <w:pBdr>
-          <w:bottom w:val="single" w:sz="4" w:space="1" w:color="AAB4C0"/>
-        </w:pBdr>
-      </w:pPr>
-    </w:p>
-    <w:p>
-      <w:pPr>
-        <w:spacing w:before="260"/>
-        <w:pBdr>
-          <w:bottom w:val="single" w:sz="4" w:space="1" w:color="AAB4C0"/>
-        </w:pBdr>
-      </w:pPr>
-    </w:p>
-    <w:p>
-      <w:pPr>
-        <w:spacing w:before="260"/>
-        <w:pBdr>
-          <w:bottom w:val="single" w:sz="4" w:space="1" w:color="AAB4C0"/>
-        </w:pBdr>
-      </w:pPr>
-    </w:p>
+    <w:tbl>
+      <w:tblPr>
+        <w:tblStyle w:val="TableGrid"/>
+        <w:tblW w:type="auto" w:w="0"/>
+        <w:tblLook w:firstColumn="1" w:firstRow="1" w:lastColumn="0" w:lastRow="0" w:noHBand="0" w:noVBand="1" w:val="04A0"/>
+      </w:tblPr>
+      <w:tblGrid>
+        <w:gridCol w:w="8640"/>
+      </w:tblGrid>
+      <w:tr>
+        <w:trPr>
+          <w:trHeight w:val="1360" w:hRule="atLeast"/>
+        </w:trPr>
+        <w:tc>
+          <w:tcPr>
+            <w:tcW w:type="dxa" w:w="8640"/>
+          </w:tcPr>
+          <w:p>
+            <w:pPr>
+              <w:spacing w:before="40"/>
+            </w:pPr>
+          </w:p>
+        </w:tc>
+      </w:tr>
+    </w:tbl>
+    <w:p/>
     <w:p>
       <w:pPr>
         <w:pStyle w:val="ListBullet"/>
@@ -228,30 +222,32 @@
         <w:t>(AO1)</w:t>
       </w:r>
     </w:p>
-    <w:p>
-      <w:pPr>
-        <w:spacing w:before="260"/>
-        <w:pBdr>
-          <w:bottom w:val="single" w:sz="4" w:space="1" w:color="AAB4C0"/>
-        </w:pBdr>
-      </w:pPr>
-    </w:p>
-    <w:p>
-      <w:pPr>
-        <w:spacing w:before="260"/>
-        <w:pBdr>
-          <w:bottom w:val="single" w:sz="4" w:space="1" w:color="AAB4C0"/>
-        </w:pBdr>
-      </w:pPr>
-    </w:p>
-    <w:p>
-      <w:pPr>
-        <w:spacing w:before="260"/>
-        <w:pBdr>
-          <w:bottom w:val="single" w:sz="4" w:space="1" w:color="AAB4C0"/>
-        </w:pBdr>
-      </w:pPr>
-    </w:p>
+    <w:tbl>
+      <w:tblPr>
+        <w:tblStyle w:val="TableGrid"/>
+        <w:tblW w:type="auto" w:w="0"/>
+        <w:tblLook w:firstColumn="1" w:firstRow="1" w:lastColumn="0" w:lastRow="0" w:noHBand="0" w:noVBand="1" w:val="04A0"/>
+      </w:tblPr>
+      <w:tblGrid>
+        <w:gridCol w:w="8640"/>
+      </w:tblGrid>
+      <w:tr>
+        <w:trPr>
+          <w:trHeight w:val="1020" w:hRule="atLeast"/>
+        </w:trPr>
+        <w:tc>
+          <w:tcPr>
+            <w:tcW w:type="dxa" w:w="8640"/>
+          </w:tcPr>
+          <w:p>
+            <w:pPr>
+              <w:spacing w:before="40"/>
+            </w:pPr>
+          </w:p>
+        </w:tc>
+      </w:tr>
+    </w:tbl>
+    <w:p/>
     <w:p>
       <w:pPr>
         <w:pBdr>
@@ -359,38 +355,32 @@
         <w:t>(AO1)</w:t>
       </w:r>
     </w:p>
-    <w:p>
-      <w:pPr>
-        <w:spacing w:before="260"/>
-        <w:pBdr>
-          <w:bottom w:val="single" w:sz="4" w:space="1" w:color="AAB4C0"/>
-        </w:pBdr>
-      </w:pPr>
-    </w:p>
-    <w:p>
-      <w:pPr>
-        <w:spacing w:before="260"/>
-        <w:pBdr>
-          <w:bottom w:val="single" w:sz="4" w:space="1" w:color="AAB4C0"/>
-        </w:pBdr>
-      </w:pPr>
-    </w:p>
-    <w:p>
-      <w:pPr>
-        <w:spacing w:before="260"/>
-        <w:pBdr>
-          <w:bottom w:val="single" w:sz="4" w:space="1" w:color="AAB4C0"/>
-        </w:pBdr>
-      </w:pPr>
-    </w:p>
-    <w:p>
-      <w:pPr>
-        <w:spacing w:before="260"/>
-        <w:pBdr>
-          <w:bottom w:val="single" w:sz="4" w:space="1" w:color="AAB4C0"/>
-        </w:pBdr>
-      </w:pPr>
-    </w:p>
+    <w:tbl>
+      <w:tblPr>
+        <w:tblStyle w:val="TableGrid"/>
+        <w:tblW w:type="auto" w:w="0"/>
+        <w:tblLook w:firstColumn="1" w:firstRow="1" w:lastColumn="0" w:lastRow="0" w:noHBand="0" w:noVBand="1" w:val="04A0"/>
+      </w:tblPr>
+      <w:tblGrid>
+        <w:gridCol w:w="8640"/>
+      </w:tblGrid>
+      <w:tr>
+        <w:trPr>
+          <w:trHeight w:val="1360" w:hRule="atLeast"/>
+        </w:trPr>
+        <w:tc>
+          <w:tcPr>
+            <w:tcW w:type="dxa" w:w="8640"/>
+          </w:tcPr>
+          <w:p>
+            <w:pPr>
+              <w:spacing w:before="40"/>
+            </w:pPr>
+          </w:p>
+        </w:tc>
+      </w:tr>
+    </w:tbl>
+    <w:p/>
     <w:p>
       <w:r>
         <w:rPr>
@@ -495,38 +485,32 @@
         <w:t>(AO2)</w:t>
       </w:r>
     </w:p>
-    <w:p>
-      <w:pPr>
-        <w:spacing w:before="260"/>
-        <w:pBdr>
-          <w:bottom w:val="single" w:sz="4" w:space="1" w:color="AAB4C0"/>
-        </w:pBdr>
-      </w:pPr>
-    </w:p>
-    <w:p>
-      <w:pPr>
-        <w:spacing w:before="260"/>
-        <w:pBdr>
-          <w:bottom w:val="single" w:sz="4" w:space="1" w:color="AAB4C0"/>
-        </w:pBdr>
-      </w:pPr>
-    </w:p>
-    <w:p>
-      <w:pPr>
-        <w:spacing w:before="260"/>
-        <w:pBdr>
-          <w:bottom w:val="single" w:sz="4" w:space="1" w:color="AAB4C0"/>
-        </w:pBdr>
-      </w:pPr>
-    </w:p>
-    <w:p>
-      <w:pPr>
-        <w:spacing w:before="260"/>
-        <w:pBdr>
-          <w:bottom w:val="single" w:sz="4" w:space="1" w:color="AAB4C0"/>
-        </w:pBdr>
-      </w:pPr>
-    </w:p>
+    <w:tbl>
+      <w:tblPr>
+        <w:tblStyle w:val="TableGrid"/>
+        <w:tblW w:type="auto" w:w="0"/>
+        <w:tblLook w:firstColumn="1" w:firstRow="1" w:lastColumn="0" w:lastRow="0" w:noHBand="0" w:noVBand="1" w:val="04A0"/>
+      </w:tblPr>
+      <w:tblGrid>
+        <w:gridCol w:w="8640"/>
+      </w:tblGrid>
+      <w:tr>
+        <w:trPr>
+          <w:trHeight w:val="1360" w:hRule="atLeast"/>
+        </w:trPr>
+        <w:tc>
+          <w:tcPr>
+            <w:tcW w:type="dxa" w:w="8640"/>
+          </w:tcPr>
+          <w:p>
+            <w:pPr>
+              <w:spacing w:before="40"/>
+            </w:pPr>
+          </w:p>
+        </w:tc>
+      </w:tr>
+    </w:tbl>
+    <w:p/>
     <w:p>
       <w:pPr>
         <w:pBdr>
@@ -613,30 +597,32 @@
         <w:t>(AO1)</w:t>
       </w:r>
     </w:p>
-    <w:p>
-      <w:pPr>
-        <w:spacing w:before="260"/>
-        <w:pBdr>
-          <w:bottom w:val="single" w:sz="4" w:space="1" w:color="AAB4C0"/>
-        </w:pBdr>
-      </w:pPr>
-    </w:p>
-    <w:p>
-      <w:pPr>
-        <w:spacing w:before="260"/>
-        <w:pBdr>
-          <w:bottom w:val="single" w:sz="4" w:space="1" w:color="AAB4C0"/>
-        </w:pBdr>
-      </w:pPr>
-    </w:p>
-    <w:p>
-      <w:pPr>
-        <w:spacing w:before="260"/>
-        <w:pBdr>
-          <w:bottom w:val="single" w:sz="4" w:space="1" w:color="AAB4C0"/>
-        </w:pBdr>
-      </w:pPr>
-    </w:p>
+    <w:tbl>
+      <w:tblPr>
+        <w:tblStyle w:val="TableGrid"/>
+        <w:tblW w:type="auto" w:w="0"/>
+        <w:tblLook w:firstColumn="1" w:firstRow="1" w:lastColumn="0" w:lastRow="0" w:noHBand="0" w:noVBand="1" w:val="04A0"/>
+      </w:tblPr>
+      <w:tblGrid>
+        <w:gridCol w:w="8640"/>
+      </w:tblGrid>
+      <w:tr>
+        <w:trPr>
+          <w:trHeight w:val="1020" w:hRule="atLeast"/>
+        </w:trPr>
+        <w:tc>
+          <w:tcPr>
+            <w:tcW w:type="dxa" w:w="8640"/>
+          </w:tcPr>
+          <w:p>
+            <w:pPr>
+              <w:spacing w:before="40"/>
+            </w:pPr>
+          </w:p>
+        </w:tc>
+      </w:tr>
+    </w:tbl>
+    <w:p/>
     <w:p>
       <w:pPr>
         <w:pBdr>
@@ -702,22 +688,32 @@
         <w:t>(AO2)</w:t>
       </w:r>
     </w:p>
-    <w:p>
-      <w:pPr>
-        <w:spacing w:before="260"/>
-        <w:pBdr>
-          <w:bottom w:val="single" w:sz="4" w:space="1" w:color="AAB4C0"/>
-        </w:pBdr>
-      </w:pPr>
-    </w:p>
-    <w:p>
-      <w:pPr>
-        <w:spacing w:before="260"/>
-        <w:pBdr>
-          <w:bottom w:val="single" w:sz="4" w:space="1" w:color="AAB4C0"/>
-        </w:pBdr>
-      </w:pPr>
-    </w:p>
+    <w:tbl>
+      <w:tblPr>
+        <w:tblStyle w:val="TableGrid"/>
+        <w:tblW w:type="auto" w:w="0"/>
+        <w:tblLook w:firstColumn="1" w:firstRow="1" w:lastColumn="0" w:lastRow="0" w:noHBand="0" w:noVBand="1" w:val="04A0"/>
+      </w:tblPr>
+      <w:tblGrid>
+        <w:gridCol w:w="8640"/>
+      </w:tblGrid>
+      <w:tr>
+        <w:trPr>
+          <w:trHeight w:val="680" w:hRule="atLeast"/>
+        </w:trPr>
+        <w:tc>
+          <w:tcPr>
+            <w:tcW w:type="dxa" w:w="8640"/>
+          </w:tcPr>
+          <w:p>
+            <w:pPr>
+              <w:spacing w:before="40"/>
+            </w:pPr>
+          </w:p>
+        </w:tc>
+      </w:tr>
+    </w:tbl>
+    <w:p/>
     <w:p>
       <w:pPr>
         <w:pBdr>
@@ -816,30 +812,32 @@
         <w:t>(retrieval from 1.1.2)</w:t>
       </w:r>
     </w:p>
-    <w:p>
-      <w:pPr>
-        <w:spacing w:before="260"/>
-        <w:pBdr>
-          <w:bottom w:val="single" w:sz="4" w:space="1" w:color="AAB4C0"/>
-        </w:pBdr>
-      </w:pPr>
-    </w:p>
-    <w:p>
-      <w:pPr>
-        <w:spacing w:before="260"/>
-        <w:pBdr>
-          <w:bottom w:val="single" w:sz="4" w:space="1" w:color="AAB4C0"/>
-        </w:pBdr>
-      </w:pPr>
-    </w:p>
-    <w:p>
-      <w:pPr>
-        <w:spacing w:before="260"/>
-        <w:pBdr>
-          <w:bottom w:val="single" w:sz="4" w:space="1" w:color="AAB4C0"/>
-        </w:pBdr>
-      </w:pPr>
-    </w:p>
+    <w:tbl>
+      <w:tblPr>
+        <w:tblStyle w:val="TableGrid"/>
+        <w:tblW w:type="auto" w:w="0"/>
+        <w:tblLook w:firstColumn="1" w:firstRow="1" w:lastColumn="0" w:lastRow="0" w:noHBand="0" w:noVBand="1" w:val="04A0"/>
+      </w:tblPr>
+      <w:tblGrid>
+        <w:gridCol w:w="8640"/>
+      </w:tblGrid>
+      <w:tr>
+        <w:trPr>
+          <w:trHeight w:val="1020" w:hRule="atLeast"/>
+        </w:trPr>
+        <w:tc>
+          <w:tcPr>
+            <w:tcW w:type="dxa" w:w="8640"/>
+          </w:tcPr>
+          <w:p>
+            <w:pPr>
+              <w:spacing w:before="40"/>
+            </w:pPr>
+          </w:p>
+        </w:tc>
+      </w:tr>
+    </w:tbl>
+    <w:p/>
     <w:p>
       <w:pPr>
         <w:pBdr>
@@ -905,30 +903,32 @@
         <w:t>(retrieval from 1.1.2)</w:t>
       </w:r>
     </w:p>
-    <w:p>
-      <w:pPr>
-        <w:spacing w:before="260"/>
-        <w:pBdr>
-          <w:bottom w:val="single" w:sz="4" w:space="1" w:color="AAB4C0"/>
-        </w:pBdr>
-      </w:pPr>
-    </w:p>
-    <w:p>
-      <w:pPr>
-        <w:spacing w:before="260"/>
-        <w:pBdr>
-          <w:bottom w:val="single" w:sz="4" w:space="1" w:color="AAB4C0"/>
-        </w:pBdr>
-      </w:pPr>
-    </w:p>
-    <w:p>
-      <w:pPr>
-        <w:spacing w:before="260"/>
-        <w:pBdr>
-          <w:bottom w:val="single" w:sz="4" w:space="1" w:color="AAB4C0"/>
-        </w:pBdr>
-      </w:pPr>
-    </w:p>
+    <w:tbl>
+      <w:tblPr>
+        <w:tblStyle w:val="TableGrid"/>
+        <w:tblW w:type="auto" w:w="0"/>
+        <w:tblLook w:firstColumn="1" w:firstRow="1" w:lastColumn="0" w:lastRow="0" w:noHBand="0" w:noVBand="1" w:val="04A0"/>
+      </w:tblPr>
+      <w:tblGrid>
+        <w:gridCol w:w="8640"/>
+      </w:tblGrid>
+      <w:tr>
+        <w:trPr>
+          <w:trHeight w:val="1020" w:hRule="atLeast"/>
+        </w:trPr>
+        <w:tc>
+          <w:tcPr>
+            <w:tcW w:type="dxa" w:w="8640"/>
+          </w:tcPr>
+          <w:p>
+            <w:pPr>
+              <w:spacing w:before="40"/>
+            </w:pPr>
+          </w:p>
+        </w:tc>
+      </w:tr>
+    </w:tbl>
+    <w:p/>
     <w:p>
       <w:pPr>
         <w:pBdr>
@@ -1022,30 +1022,32 @@
         <w:t>(retrieval from 1.1.1)</w:t>
       </w:r>
     </w:p>
-    <w:p>
-      <w:pPr>
-        <w:spacing w:before="260"/>
-        <w:pBdr>
-          <w:bottom w:val="single" w:sz="4" w:space="1" w:color="AAB4C0"/>
-        </w:pBdr>
-      </w:pPr>
-    </w:p>
-    <w:p>
-      <w:pPr>
-        <w:spacing w:before="260"/>
-        <w:pBdr>
-          <w:bottom w:val="single" w:sz="4" w:space="1" w:color="AAB4C0"/>
-        </w:pBdr>
-      </w:pPr>
-    </w:p>
-    <w:p>
-      <w:pPr>
-        <w:spacing w:before="260"/>
-        <w:pBdr>
-          <w:bottom w:val="single" w:sz="4" w:space="1" w:color="AAB4C0"/>
-        </w:pBdr>
-      </w:pPr>
-    </w:p>
+    <w:tbl>
+      <w:tblPr>
+        <w:tblStyle w:val="TableGrid"/>
+        <w:tblW w:type="auto" w:w="0"/>
+        <w:tblLook w:firstColumn="1" w:firstRow="1" w:lastColumn="0" w:lastRow="0" w:noHBand="0" w:noVBand="1" w:val="04A0"/>
+      </w:tblPr>
+      <w:tblGrid>
+        <w:gridCol w:w="8640"/>
+      </w:tblGrid>
+      <w:tr>
+        <w:trPr>
+          <w:trHeight w:val="1020" w:hRule="atLeast"/>
+        </w:trPr>
+        <w:tc>
+          <w:tcPr>
+            <w:tcW w:type="dxa" w:w="8640"/>
+          </w:tcPr>
+          <w:p>
+            <w:pPr>
+              <w:spacing w:before="40"/>
+            </w:pPr>
+          </w:p>
+        </w:tc>
+      </w:tr>
+    </w:tbl>
+    <w:p/>
     <w:p>
       <w:pPr>
         <w:pBdr>

--- a/Course/1 Component 1 - Computer Systems/1.1 Processors, Input, Output and Storage/1.1.3 Input, Output and Storage Devices/4 Homework (editable).docx
+++ b/Course/1 Component 1 - Computer Systems/1.1 Processors, Input, Output and Storage/1.1.3 Input, Output and Storage Devices/4 Homework (editable).docx
@@ -57,35 +57,21 @@
           <w:b w:val="0"/>
           <w:i w:val="0"/>
         </w:rPr>
-        <w:t xml:space="preserve"> For each device, state whether it is an </w:t>
+        <w:t xml:space="preserve"> A supermarket self-checkout must (a) read the barcode on each product, (b) show the running total to the customer, and (c) produce a paper receipt. State a suitable device for </w:t>
       </w:r>
       <w:r>
         <w:rPr>
           <w:b/>
           <w:i w:val="0"/>
         </w:rPr>
-        <w:t>input</w:t>
+        <w:t>each</w:t>
       </w:r>
       <w:r>
         <w:rPr>
           <w:b w:val="0"/>
           <w:i w:val="0"/>
         </w:rPr>
-        <w:t xml:space="preserve"> or </w:t>
-      </w:r>
-      <w:r>
-        <w:rPr>
-          <w:b/>
-          <w:i w:val="0"/>
-        </w:rPr>
-        <w:t>output</w:t>
-      </w:r>
-      <w:r>
-        <w:rPr>
-          <w:b w:val="0"/>
-          <w:i w:val="0"/>
-        </w:rPr>
-        <w:t xml:space="preserve"> device. </w:t>
+        <w:t xml:space="preserve"> of the three tasks. </w:t>
       </w:r>
       <w:r>
         <w:rPr>
@@ -106,7 +92,7 @@
           <w:b w:val="0"/>
           <w:i/>
         </w:rPr>
-        <w:t>(AO1)</w:t>
+        <w:t>(AO2)</w:t>
       </w:r>
     </w:p>
     <w:tbl>
@@ -144,7 +130,7 @@
           <w:b w:val="0"/>
           <w:i w:val="0"/>
         </w:rPr>
-        <w:t>Microphone: ________________________</w:t>
+        <w:t>(a): ________________________</w:t>
       </w:r>
     </w:p>
     <w:p>
@@ -156,7 +142,7 @@
           <w:b w:val="0"/>
           <w:i w:val="0"/>
         </w:rPr>
-        <w:t>Laser printer: ________________________</w:t>
+        <w:t>(b): ________________________</w:t>
       </w:r>
     </w:p>
     <w:p>
@@ -168,7 +154,7 @@
           <w:b w:val="0"/>
           <w:i w:val="0"/>
         </w:rPr>
-        <w:t>Sensor: ________________________</w:t>
+        <w:t>(c): ________________________</w:t>
       </w:r>
     </w:p>
     <w:p>
@@ -566,14 +552,14 @@
           <w:b/>
           <w:i w:val="0"/>
         </w:rPr>
-        <w:t>cache</w:t>
+        <w:t>ROM</w:t>
       </w:r>
       <w:r>
         <w:rPr>
           <w:b w:val="0"/>
           <w:i w:val="0"/>
         </w:rPr>
-        <w:t xml:space="preserve"> in terms of speed and location. </w:t>
+        <w:t xml:space="preserve"> in terms of volatility and what each is used for. </w:t>
       </w:r>
       <w:r>
         <w:rPr>
@@ -650,21 +636,21 @@
           <w:b w:val="0"/>
           <w:i w:val="0"/>
         </w:rPr>
-        <w:t xml:space="preserve"> A user complains their computer becomes extremely slow when many large programs are open at once, and the hard disk activity light stays on constantly. Using the term </w:t>
+        <w:t xml:space="preserve"> A student saves their coursework to an online (cloud) service instead of the school's local file server. State what is meant by </w:t>
       </w:r>
       <w:r>
         <w:rPr>
           <w:b/>
           <w:i w:val="0"/>
         </w:rPr>
-        <w:t>virtual memory</w:t>
+        <w:t>virtual storage</w:t>
       </w:r>
       <w:r>
         <w:rPr>
           <w:b w:val="0"/>
           <w:i w:val="0"/>
         </w:rPr>
-        <w:t xml:space="preserve">, explain what is happening. </w:t>
+        <w:t xml:space="preserve">. </w:t>
       </w:r>
       <w:r>
         <w:rPr>

--- a/Course/1 Component 1 - Computer Systems/1.1 Processors, Input, Output and Storage/1.1.3 Input, Output and Storage Devices/4 Homework (editable).docx
+++ b/Course/1 Component 1 - Computer Systems/1.1 Processors, Input, Output and Storage/1.1.3 Input, Output and Storage Devices/4 Homework (editable).docx
@@ -57,120 +57,35 @@
           <w:b w:val="0"/>
           <w:i w:val="0"/>
         </w:rPr>
-        <w:t xml:space="preserve"> A supermarket self-checkout must (a) read the barcode on each product, (b) show the running total to the customer, and (c) produce a paper receipt. State a suitable device for </w:t>
+        <w:t xml:space="preserve"> Complete the table: classify each storage device as </w:t>
       </w:r>
       <w:r>
         <w:rPr>
           <w:b/>
           <w:i w:val="0"/>
         </w:rPr>
-        <w:t>each</w:t>
+        <w:t>magnetic</w:t>
       </w:r>
       <w:r>
         <w:rPr>
           <w:b w:val="0"/>
           <w:i w:val="0"/>
         </w:rPr>
-        <w:t xml:space="preserve"> of the three tasks. </w:t>
+        <w:t xml:space="preserve">, </w:t>
       </w:r>
       <w:r>
         <w:rPr>
           <w:b/>
           <w:i w:val="0"/>
         </w:rPr>
-        <w:t>[3]</w:t>
+        <w:t>flash</w:t>
       </w:r>
       <w:r>
         <w:rPr>
           <w:b w:val="0"/>
           <w:i w:val="0"/>
         </w:rPr>
-        <w:t xml:space="preserve"> </w:t>
-      </w:r>
-      <w:r>
-        <w:rPr>
-          <w:b w:val="0"/>
-          <w:i/>
-        </w:rPr>
-        <w:t>(AO2)</w:t>
-      </w:r>
-    </w:p>
-    <w:tbl>
-      <w:tblPr>
-        <w:tblStyle w:val="TableGrid"/>
-        <w:tblW w:type="auto" w:w="0"/>
-        <w:tblLook w:firstColumn="1" w:firstRow="1" w:lastColumn="0" w:lastRow="0" w:noHBand="0" w:noVBand="1" w:val="04A0"/>
-      </w:tblPr>
-      <w:tblGrid>
-        <w:gridCol w:w="8640"/>
-      </w:tblGrid>
-      <w:tr>
-        <w:trPr>
-          <w:trHeight w:val="1360" w:hRule="atLeast"/>
-        </w:trPr>
-        <w:tc>
-          <w:tcPr>
-            <w:tcW w:type="dxa" w:w="8640"/>
-          </w:tcPr>
-          <w:p>
-            <w:pPr>
-              <w:spacing w:before="40"/>
-            </w:pPr>
-          </w:p>
-        </w:tc>
-      </w:tr>
-    </w:tbl>
-    <w:p/>
-    <w:p>
-      <w:pPr>
-        <w:pStyle w:val="ListBullet"/>
-      </w:pPr>
-      <w:r>
-        <w:rPr>
-          <w:b w:val="0"/>
-          <w:i w:val="0"/>
-        </w:rPr>
-        <w:t>(a): ________________________</w:t>
-      </w:r>
-    </w:p>
-    <w:p>
-      <w:pPr>
-        <w:pStyle w:val="ListBullet"/>
-      </w:pPr>
-      <w:r>
-        <w:rPr>
-          <w:b w:val="0"/>
-          <w:i w:val="0"/>
-        </w:rPr>
-        <w:t>(b): ________________________</w:t>
-      </w:r>
-    </w:p>
-    <w:p>
-      <w:pPr>
-        <w:pStyle w:val="ListBullet"/>
-      </w:pPr>
-      <w:r>
-        <w:rPr>
-          <w:b w:val="0"/>
-          <w:i w:val="0"/>
-        </w:rPr>
-        <w:t>(c): ________________________</w:t>
-      </w:r>
-    </w:p>
-    <w:p>
-      <w:r>
-        <w:rPr>
-          <w:b/>
-          <w:i w:val="0"/>
-        </w:rPr>
-        <w:t>2.</w:t>
-      </w:r>
-      <w:r>
-        <w:rPr>
-          <w:b w:val="0"/>
-          <w:i w:val="0"/>
-        </w:rPr>
-        <w:t xml:space="preserve"> Describe how data is stored and read on an </w:t>
+        <w:t xml:space="preserve"> or </w:t>
       </w:r>
       <w:r>
         <w:rPr>
@@ -184,140 +99,7 @@
           <w:b w:val="0"/>
           <w:i w:val="0"/>
         </w:rPr>
-        <w:t xml:space="preserve"> disc such as a DVD. </w:t>
-      </w:r>
-      <w:r>
-        <w:rPr>
-          <w:b/>
-          <w:i w:val="0"/>
-        </w:rPr>
-        <w:t>[2]</w:t>
-      </w:r>
-      <w:r>
-        <w:rPr>
-          <w:b w:val="0"/>
-          <w:i w:val="0"/>
-        </w:rPr>
-        <w:t xml:space="preserve"> </w:t>
-      </w:r>
-      <w:r>
-        <w:rPr>
-          <w:b w:val="0"/>
-          <w:i/>
-        </w:rPr>
-        <w:t>(AO1)</w:t>
-      </w:r>
-    </w:p>
-    <w:tbl>
-      <w:tblPr>
-        <w:tblStyle w:val="TableGrid"/>
-        <w:tblW w:type="auto" w:w="0"/>
-        <w:tblLook w:firstColumn="1" w:firstRow="1" w:lastColumn="0" w:lastRow="0" w:noHBand="0" w:noVBand="1" w:val="04A0"/>
-      </w:tblPr>
-      <w:tblGrid>
-        <w:gridCol w:w="8640"/>
-      </w:tblGrid>
-      <w:tr>
-        <w:trPr>
-          <w:trHeight w:val="1020" w:hRule="atLeast"/>
-        </w:trPr>
-        <w:tc>
-          <w:tcPr>
-            <w:tcW w:type="dxa" w:w="8640"/>
-          </w:tcPr>
-          <w:p>
-            <w:pPr>
-              <w:spacing w:before="40"/>
-            </w:pPr>
-          </w:p>
-        </w:tc>
-      </w:tr>
-    </w:tbl>
-    <w:p/>
-    <w:p>
-      <w:pPr>
-        <w:pBdr>
-          <w:bottom w:val="single" w:sz="6" w:space="1" w:color="AAAAAA"/>
-        </w:pBdr>
-      </w:pPr>
-    </w:p>
-    <w:p>
-      <w:pPr>
-        <w:pBdr>
-          <w:bottom w:val="single" w:sz="6" w:space="1" w:color="AAAAAA"/>
-        </w:pBdr>
-      </w:pPr>
-    </w:p>
-    <w:p>
-      <w:r>
-        <w:rPr>
-          <w:b/>
-          <w:i w:val="0"/>
-        </w:rPr>
-        <w:t>3.</w:t>
-      </w:r>
-      <w:r>
-        <w:rPr>
-          <w:b w:val="0"/>
-          <w:i w:val="0"/>
-        </w:rPr>
-        <w:t xml:space="preserve"> A laptop manufacturer replaces a magnetic </w:t>
-      </w:r>
-      <w:r>
-        <w:rPr>
-          <w:b/>
-          <w:i w:val="0"/>
-        </w:rPr>
-        <w:t>HDD</w:t>
-      </w:r>
-      <w:r>
-        <w:rPr>
-          <w:b w:val="0"/>
-          <w:i w:val="0"/>
-        </w:rPr>
-        <w:t xml:space="preserve"> with a </w:t>
-      </w:r>
-      <w:r>
-        <w:rPr>
-          <w:b/>
-          <w:i w:val="0"/>
-        </w:rPr>
-        <w:t>flash (SSD)</w:t>
-      </w:r>
-      <w:r>
-        <w:rPr>
-          <w:b w:val="0"/>
-          <w:i w:val="0"/>
-        </w:rPr>
-        <w:t xml:space="preserve"> drive. State </w:t>
-      </w:r>
-      <w:r>
-        <w:rPr>
-          <w:b/>
-          <w:i w:val="0"/>
-        </w:rPr>
-        <w:t>two</w:t>
-      </w:r>
-      <w:r>
-        <w:rPr>
-          <w:b w:val="0"/>
-          <w:i w:val="0"/>
-        </w:rPr>
-        <w:t xml:space="preserve"> advantages and </w:t>
-      </w:r>
-      <w:r>
-        <w:rPr>
-          <w:b/>
-          <w:i w:val="0"/>
-        </w:rPr>
-        <w:t>one</w:t>
-      </w:r>
-      <w:r>
-        <w:rPr>
-          <w:b w:val="0"/>
-          <w:i w:val="0"/>
-        </w:rPr>
-        <w:t xml:space="preserve"> disadvantage of this change. </w:t>
+        <w:t xml:space="preserve">, and give one reason for your choice based on how the device stores or reads data. </w:t>
       </w:r>
       <w:r>
         <w:rPr>
@@ -348,20 +130,210 @@
         <w:tblLook w:firstColumn="1" w:firstRow="1" w:lastColumn="0" w:lastRow="0" w:noHBand="0" w:noVBand="1" w:val="04A0"/>
       </w:tblPr>
       <w:tblGrid>
-        <w:gridCol w:w="8640"/>
+        <w:gridCol w:w="2880"/>
+        <w:gridCol w:w="2880"/>
+        <w:gridCol w:w="2880"/>
       </w:tblGrid>
       <w:tr>
-        <w:trPr>
-          <w:trHeight w:val="1360" w:hRule="atLeast"/>
-        </w:trPr>
         <w:tc>
           <w:tcPr>
-            <w:tcW w:type="dxa" w:w="8640"/>
+            <w:tcW w:type="dxa" w:w="2880"/>
+            <w:shd w:fill="D9E2F3"/>
           </w:tcPr>
           <w:p>
-            <w:pPr>
-              <w:spacing w:before="40"/>
-            </w:pPr>
+            <w:r>
+              <w:rPr>
+                <w:b/>
+              </w:rPr>
+            </w:r>
+            <w:r>
+              <w:rPr>
+                <w:b/>
+                <w:i w:val="0"/>
+              </w:rPr>
+              <w:t>Device</w:t>
+            </w:r>
+          </w:p>
+        </w:tc>
+        <w:tc>
+          <w:tcPr>
+            <w:tcW w:type="dxa" w:w="2880"/>
+            <w:shd w:fill="D9E2F3"/>
+          </w:tcPr>
+          <w:p>
+            <w:r>
+              <w:rPr>
+                <w:b/>
+              </w:rPr>
+            </w:r>
+            <w:r>
+              <w:rPr>
+                <w:b/>
+                <w:i w:val="0"/>
+              </w:rPr>
+              <w:t>Magnetic / Flash / Optical</w:t>
+            </w:r>
+          </w:p>
+        </w:tc>
+        <w:tc>
+          <w:tcPr>
+            <w:tcW w:type="dxa" w:w="2880"/>
+            <w:shd w:fill="D9E2F3"/>
+          </w:tcPr>
+          <w:p>
+            <w:r>
+              <w:rPr>
+                <w:b/>
+              </w:rPr>
+            </w:r>
+            <w:r>
+              <w:rPr>
+                <w:b/>
+                <w:i w:val="0"/>
+              </w:rPr>
+              <w:t>Reason for your choice</w:t>
+            </w:r>
+          </w:p>
+        </w:tc>
+      </w:tr>
+      <w:tr>
+        <w:tc>
+          <w:tcPr>
+            <w:tcW w:type="dxa" w:w="2880"/>
+          </w:tcPr>
+          <w:p>
+            <w:r/>
+            <w:r>
+              <w:rPr>
+                <w:b w:val="0"/>
+                <w:i w:val="0"/>
+              </w:rPr>
+              <w:t>Blu-ray disc</w:t>
+            </w:r>
+          </w:p>
+        </w:tc>
+        <w:tc>
+          <w:tcPr>
+            <w:tcW w:type="dxa" w:w="2880"/>
+          </w:tcPr>
+          <w:p>
+            <w:r/>
+            <w:r>
+              <w:rPr>
+                <w:b w:val="0"/>
+                <w:i w:val="0"/>
+              </w:rPr>
+              <w:t>(a)</w:t>
+            </w:r>
+          </w:p>
+        </w:tc>
+        <w:tc>
+          <w:tcPr>
+            <w:tcW w:type="dxa" w:w="2880"/>
+          </w:tcPr>
+          <w:p>
+            <w:r/>
+            <w:r>
+              <w:rPr>
+                <w:b w:val="0"/>
+                <w:i w:val="0"/>
+              </w:rPr>
+              <w:t>(b)</w:t>
+            </w:r>
+          </w:p>
+        </w:tc>
+      </w:tr>
+      <w:tr>
+        <w:tc>
+          <w:tcPr>
+            <w:tcW w:type="dxa" w:w="2880"/>
+          </w:tcPr>
+          <w:p>
+            <w:r/>
+            <w:r>
+              <w:rPr>
+                <w:b w:val="0"/>
+                <w:i w:val="0"/>
+              </w:rPr>
+              <w:t>SSD inside a laptop</w:t>
+            </w:r>
+          </w:p>
+        </w:tc>
+        <w:tc>
+          <w:tcPr>
+            <w:tcW w:type="dxa" w:w="2880"/>
+          </w:tcPr>
+          <w:p>
+            <w:r/>
+            <w:r>
+              <w:rPr>
+                <w:b w:val="0"/>
+                <w:i w:val="0"/>
+              </w:rPr>
+              <w:t>(c)</w:t>
+            </w:r>
+          </w:p>
+        </w:tc>
+        <w:tc>
+          <w:tcPr>
+            <w:tcW w:type="dxa" w:w="2880"/>
+          </w:tcPr>
+          <w:p>
+            <w:r/>
+            <w:r>
+              <w:rPr>
+                <w:b w:val="0"/>
+                <w:i w:val="0"/>
+              </w:rPr>
+              <w:t>(d)</w:t>
+            </w:r>
+          </w:p>
+        </w:tc>
+      </w:tr>
+      <w:tr>
+        <w:tc>
+          <w:tcPr>
+            <w:tcW w:type="dxa" w:w="2880"/>
+          </w:tcPr>
+          <w:p>
+            <w:r/>
+            <w:r>
+              <w:rPr>
+                <w:b w:val="0"/>
+                <w:i w:val="0"/>
+              </w:rPr>
+              <w:t>External hard disk drive</w:t>
+            </w:r>
+          </w:p>
+        </w:tc>
+        <w:tc>
+          <w:tcPr>
+            <w:tcW w:type="dxa" w:w="2880"/>
+          </w:tcPr>
+          <w:p>
+            <w:r/>
+            <w:r>
+              <w:rPr>
+                <w:b w:val="0"/>
+                <w:i w:val="0"/>
+              </w:rPr>
+              <w:t>(e)</w:t>
+            </w:r>
+          </w:p>
+        </w:tc>
+        <w:tc>
+          <w:tcPr>
+            <w:tcW w:type="dxa" w:w="2880"/>
+          </w:tcPr>
+          <w:p>
+            <w:r/>
+            <w:r>
+              <w:rPr>
+                <w:b w:val="0"/>
+                <w:i w:val="0"/>
+              </w:rPr>
+              <w:t>(f)</w:t>
+            </w:r>
           </w:p>
         </w:tc>
       </w:tr>
@@ -370,18 +342,39 @@
     <w:p>
       <w:r>
         <w:rPr>
+          <w:b/>
+          <w:i w:val="0"/>
+        </w:rPr>
+        <w:t>2.</w:t>
+      </w:r>
+      <w:r>
+        <w:rPr>
           <w:b w:val="0"/>
           <w:i w:val="0"/>
         </w:rPr>
-        <w:t>Advantages: ________________________</w:t>
+        <w:t xml:space="preserve"> Complete the passage about optical storage using words from the word bank. Not all words are used. </w:t>
       </w:r>
-    </w:p>
-    <w:p>
-      <w:pPr>
-        <w:pBdr>
-          <w:bottom w:val="single" w:sz="6" w:space="1" w:color="AAAAAA"/>
-        </w:pBdr>
-      </w:pPr>
+      <w:r>
+        <w:rPr>
+          <w:b/>
+          <w:i w:val="0"/>
+        </w:rPr>
+        <w:t>[2]</w:t>
+      </w:r>
+      <w:r>
+        <w:rPr>
+          <w:b w:val="0"/>
+          <w:i w:val="0"/>
+        </w:rPr>
+        <w:t xml:space="preserve"> </w:t>
+      </w:r>
+      <w:r>
+        <w:rPr>
+          <w:b w:val="0"/>
+          <w:i/>
+        </w:rPr>
+        <w:t>(AO1)</w:t>
+      </w:r>
     </w:p>
     <w:p>
       <w:r>
@@ -389,9 +382,264 @@
           <w:b w:val="0"/>
           <w:i w:val="0"/>
         </w:rPr>
-        <w:t>Disadvantage: ________________________</w:t>
+        <w:t>Data on an optical disc is stored as a spiral track of (a) __________ and lands on the disc surface. To read the disc, a (b) __________ is shone at the surface and the amount of (c) __________ light is measured; the difference between the two surface features is interpreted as (d) __________ data (1s and 0s).</w:t>
       </w:r>
     </w:p>
+    <w:p>
+      <w:r>
+        <w:rPr>
+          <w:b/>
+          <w:i w:val="0"/>
+        </w:rPr>
+        <w:t>Word bank:</w:t>
+      </w:r>
+      <w:r>
+        <w:rPr>
+          <w:b w:val="0"/>
+          <w:i w:val="0"/>
+        </w:rPr>
+        <w:t xml:space="preserve"> binary, laser, magnetised, pits, reflected, sectors, transistors</w:t>
+      </w:r>
+    </w:p>
+    <w:p>
+      <w:r>
+        <w:rPr>
+          <w:b/>
+          <w:i w:val="0"/>
+        </w:rPr>
+        <w:t>3.</w:t>
+      </w:r>
+      <w:r>
+        <w:rPr>
+          <w:b w:val="0"/>
+          <w:i w:val="0"/>
+        </w:rPr>
+        <w:t xml:space="preserve"> Tick </w:t>
+      </w:r>
+      <w:r>
+        <w:rPr>
+          <w:b/>
+          <w:i w:val="0"/>
+        </w:rPr>
+        <w:t>True</w:t>
+      </w:r>
+      <w:r>
+        <w:rPr>
+          <w:b w:val="0"/>
+          <w:i w:val="0"/>
+        </w:rPr>
+        <w:t xml:space="preserve"> or </w:t>
+      </w:r>
+      <w:r>
+        <w:rPr>
+          <w:b/>
+          <w:i w:val="0"/>
+        </w:rPr>
+        <w:t>False</w:t>
+      </w:r>
+      <w:r>
+        <w:rPr>
+          <w:b w:val="0"/>
+          <w:i w:val="0"/>
+        </w:rPr>
+        <w:t xml:space="preserve"> for each statement. If a statement is false, write a correction in the final column. </w:t>
+      </w:r>
+      <w:r>
+        <w:rPr>
+          <w:b/>
+          <w:i w:val="0"/>
+        </w:rPr>
+        <w:t>[3]</w:t>
+      </w:r>
+      <w:r>
+        <w:rPr>
+          <w:b w:val="0"/>
+          <w:i w:val="0"/>
+        </w:rPr>
+        <w:t xml:space="preserve"> </w:t>
+      </w:r>
+      <w:r>
+        <w:rPr>
+          <w:b w:val="0"/>
+          <w:i/>
+        </w:rPr>
+        <w:t>(AO1/AO2)</w:t>
+      </w:r>
+    </w:p>
+    <w:tbl>
+      <w:tblPr>
+        <w:tblStyle w:val="TableGrid"/>
+        <w:tblW w:type="auto" w:w="0"/>
+        <w:tblLook w:firstColumn="1" w:firstRow="1" w:lastColumn="0" w:lastRow="0" w:noHBand="0" w:noVBand="1" w:val="04A0"/>
+      </w:tblPr>
+      <w:tblGrid>
+        <w:gridCol w:w="2880"/>
+        <w:gridCol w:w="2880"/>
+        <w:gridCol w:w="2880"/>
+      </w:tblGrid>
+      <w:tr>
+        <w:tc>
+          <w:tcPr>
+            <w:tcW w:type="dxa" w:w="2880"/>
+            <w:shd w:fill="D9E2F3"/>
+          </w:tcPr>
+          <w:p>
+            <w:r>
+              <w:rPr>
+                <w:b/>
+              </w:rPr>
+            </w:r>
+            <w:r>
+              <w:rPr>
+                <w:b/>
+                <w:i w:val="0"/>
+              </w:rPr>
+              <w:t>Statement</w:t>
+            </w:r>
+          </w:p>
+        </w:tc>
+        <w:tc>
+          <w:tcPr>
+            <w:tcW w:type="dxa" w:w="2880"/>
+            <w:shd w:fill="D9E2F3"/>
+          </w:tcPr>
+          <w:p>
+            <w:r>
+              <w:rPr>
+                <w:b/>
+              </w:rPr>
+            </w:r>
+            <w:r>
+              <w:rPr>
+                <w:b/>
+                <w:i w:val="0"/>
+              </w:rPr>
+              <w:t>True / False</w:t>
+            </w:r>
+          </w:p>
+        </w:tc>
+        <w:tc>
+          <w:tcPr>
+            <w:tcW w:type="dxa" w:w="2880"/>
+            <w:shd w:fill="D9E2F3"/>
+          </w:tcPr>
+          <w:p>
+            <w:r>
+              <w:rPr>
+                <w:b/>
+              </w:rPr>
+            </w:r>
+            <w:r>
+              <w:rPr>
+                <w:b/>
+                <w:i w:val="0"/>
+              </w:rPr>
+              <w:t>Correction if false</w:t>
+            </w:r>
+          </w:p>
+        </w:tc>
+      </w:tr>
+      <w:tr>
+        <w:tc>
+          <w:tcPr>
+            <w:tcW w:type="dxa" w:w="2880"/>
+          </w:tcPr>
+          <w:p>
+            <w:r/>
+            <w:r>
+              <w:rPr>
+                <w:b w:val="0"/>
+                <w:i w:val="0"/>
+              </w:rPr>
+              <w:t>RAM is non-volatile, so it keeps its contents when the power is turned off.</w:t>
+            </w:r>
+          </w:p>
+        </w:tc>
+        <w:tc>
+          <w:tcPr>
+            <w:tcW w:type="dxa" w:w="2880"/>
+          </w:tcPr>
+          <w:p>
+            <w:r/>
+          </w:p>
+        </w:tc>
+        <w:tc>
+          <w:tcPr>
+            <w:tcW w:type="dxa" w:w="2880"/>
+          </w:tcPr>
+          <w:p>
+            <w:r/>
+          </w:p>
+        </w:tc>
+      </w:tr>
+      <w:tr>
+        <w:tc>
+          <w:tcPr>
+            <w:tcW w:type="dxa" w:w="2880"/>
+          </w:tcPr>
+          <w:p>
+            <w:r/>
+            <w:r>
+              <w:rPr>
+                <w:b w:val="0"/>
+                <w:i w:val="0"/>
+              </w:rPr>
+              <w:t>ROM typically stores the firmware/boot program used to start the computer, and its contents cannot normally be changed.</w:t>
+            </w:r>
+          </w:p>
+        </w:tc>
+        <w:tc>
+          <w:tcPr>
+            <w:tcW w:type="dxa" w:w="2880"/>
+          </w:tcPr>
+          <w:p>
+            <w:r/>
+          </w:p>
+        </w:tc>
+        <w:tc>
+          <w:tcPr>
+            <w:tcW w:type="dxa" w:w="2880"/>
+          </w:tcPr>
+          <w:p>
+            <w:r/>
+          </w:p>
+        </w:tc>
+      </w:tr>
+      <w:tr>
+        <w:tc>
+          <w:tcPr>
+            <w:tcW w:type="dxa" w:w="2880"/>
+          </w:tcPr>
+          <w:p>
+            <w:r/>
+            <w:r>
+              <w:rPr>
+                <w:b w:val="0"/>
+                <w:i w:val="0"/>
+              </w:rPr>
+              <w:t>With virtual (cloud) storage, files can only be accessed from the computer on which they were originally saved.</w:t>
+            </w:r>
+          </w:p>
+        </w:tc>
+        <w:tc>
+          <w:tcPr>
+            <w:tcW w:type="dxa" w:w="2880"/>
+          </w:tcPr>
+          <w:p>
+            <w:r/>
+          </w:p>
+        </w:tc>
+        <w:tc>
+          <w:tcPr>
+            <w:tcW w:type="dxa" w:w="2880"/>
+          </w:tcPr>
+          <w:p>
+            <w:r/>
+          </w:p>
+        </w:tc>
+      </w:tr>
+    </w:tbl>
+    <w:p/>
     <w:p>
       <w:r>
         <w:rPr>
@@ -498,27 +746,6 @@
     </w:tbl>
     <w:p/>
     <w:p>
-      <w:pPr>
-        <w:pBdr>
-          <w:bottom w:val="single" w:sz="6" w:space="1" w:color="AAAAAA"/>
-        </w:pBdr>
-      </w:pPr>
-    </w:p>
-    <w:p>
-      <w:pPr>
-        <w:pBdr>
-          <w:bottom w:val="single" w:sz="6" w:space="1" w:color="AAAAAA"/>
-        </w:pBdr>
-      </w:pPr>
-    </w:p>
-    <w:p>
-      <w:pPr>
-        <w:pBdr>
-          <w:bottom w:val="single" w:sz="6" w:space="1" w:color="AAAAAA"/>
-        </w:pBdr>
-      </w:pPr>
-    </w:p>
-    <w:p>
       <w:r>
         <w:rPr>
           <w:b/>
@@ -531,42 +758,30 @@
           <w:b w:val="0"/>
           <w:i w:val="0"/>
         </w:rPr>
-        <w:t xml:space="preserve"> Explain the difference between </w:t>
+        <w:t xml:space="preserve"> A supermarket self-checkout must carry out the three tasks below. State a suitable device for each task.</w:t>
+      </w:r>
+    </w:p>
+    <w:p>
+      <w:r>
+        <w:rPr>
+          <w:b/>
+          <w:i w:val="0"/>
+        </w:rPr>
+        <w:t>(a)</w:t>
+      </w:r>
+      <w:r>
+        <w:rPr>
+          <w:b w:val="0"/>
+          <w:i w:val="0"/>
+        </w:rPr>
+        <w:t xml:space="preserve"> Read the barcode on each product. </w:t>
       </w:r>
       <w:r>
         <w:rPr>
           <w:b/>
           <w:i w:val="0"/>
         </w:rPr>
-        <w:t>RAM</w:t>
-      </w:r>
-      <w:r>
-        <w:rPr>
-          <w:b w:val="0"/>
-          <w:i w:val="0"/>
-        </w:rPr>
-        <w:t xml:space="preserve"> and </w:t>
-      </w:r>
-      <w:r>
-        <w:rPr>
-          <w:b/>
-          <w:i w:val="0"/>
-        </w:rPr>
-        <w:t>ROM</w:t>
-      </w:r>
-      <w:r>
-        <w:rPr>
-          <w:b w:val="0"/>
-          <w:i w:val="0"/>
-        </w:rPr>
-        <w:t xml:space="preserve"> in terms of volatility and what each is used for. </w:t>
-      </w:r>
-      <w:r>
-        <w:rPr>
-          <w:b/>
-          <w:i w:val="0"/>
-        </w:rPr>
-        <w:t>[2]</w:t>
+        <w:t>[1]</w:t>
       </w:r>
       <w:r>
         <w:rPr>
@@ -580,7 +795,7 @@
           <w:b w:val="0"/>
           <w:i/>
         </w:rPr>
-        <w:t>(AO1)</w:t>
+        <w:t>(AO2)</w:t>
       </w:r>
     </w:p>
     <w:tbl>
@@ -594,7 +809,7 @@
       </w:tblGrid>
       <w:tr>
         <w:trPr>
-          <w:trHeight w:val="1020" w:hRule="atLeast"/>
+          <w:trHeight w:val="680" w:hRule="atLeast"/>
         </w:trPr>
         <w:tc>
           <w:tcPr>
@@ -610,47 +825,82 @@
     </w:tbl>
     <w:p/>
     <w:p>
-      <w:pPr>
-        <w:pBdr>
-          <w:bottom w:val="single" w:sz="6" w:space="1" w:color="AAAAAA"/>
-        </w:pBdr>
-      </w:pPr>
+      <w:r>
+        <w:rPr>
+          <w:b/>
+          <w:i w:val="0"/>
+        </w:rPr>
+        <w:t>(b)</w:t>
+      </w:r>
+      <w:r>
+        <w:rPr>
+          <w:b w:val="0"/>
+          <w:i w:val="0"/>
+        </w:rPr>
+        <w:t xml:space="preserve"> Show the running total to the customer. </w:t>
+      </w:r>
+      <w:r>
+        <w:rPr>
+          <w:b/>
+          <w:i w:val="0"/>
+        </w:rPr>
+        <w:t>[1]</w:t>
+      </w:r>
+      <w:r>
+        <w:rPr>
+          <w:b w:val="0"/>
+          <w:i w:val="0"/>
+        </w:rPr>
+        <w:t xml:space="preserve"> </w:t>
+      </w:r>
+      <w:r>
+        <w:rPr>
+          <w:b w:val="0"/>
+          <w:i/>
+        </w:rPr>
+        <w:t>(AO2)</w:t>
+      </w:r>
     </w:p>
-    <w:p>
-      <w:pPr>
-        <w:pBdr>
-          <w:bottom w:val="single" w:sz="6" w:space="1" w:color="AAAAAA"/>
-        </w:pBdr>
-      </w:pPr>
-    </w:p>
+    <w:tbl>
+      <w:tblPr>
+        <w:tblStyle w:val="TableGrid"/>
+        <w:tblW w:type="auto" w:w="0"/>
+        <w:tblLook w:firstColumn="1" w:firstRow="1" w:lastColumn="0" w:lastRow="0" w:noHBand="0" w:noVBand="1" w:val="04A0"/>
+      </w:tblPr>
+      <w:tblGrid>
+        <w:gridCol w:w="8640"/>
+      </w:tblGrid>
+      <w:tr>
+        <w:trPr>
+          <w:trHeight w:val="680" w:hRule="atLeast"/>
+        </w:trPr>
+        <w:tc>
+          <w:tcPr>
+            <w:tcW w:type="dxa" w:w="8640"/>
+          </w:tcPr>
+          <w:p>
+            <w:pPr>
+              <w:spacing w:before="40"/>
+            </w:pPr>
+          </w:p>
+        </w:tc>
+      </w:tr>
+    </w:tbl>
+    <w:p/>
     <w:p>
       <w:r>
         <w:rPr>
           <w:b/>
           <w:i w:val="0"/>
         </w:rPr>
-        <w:t>6.</w:t>
+        <w:t>(c)</w:t>
       </w:r>
       <w:r>
         <w:rPr>
           <w:b w:val="0"/>
           <w:i w:val="0"/>
         </w:rPr>
-        <w:t xml:space="preserve"> A student saves their coursework to an online (cloud) service instead of the school's local file server. State what is meant by </w:t>
-      </w:r>
-      <w:r>
-        <w:rPr>
-          <w:b/>
-          <w:i w:val="0"/>
-        </w:rPr>
-        <w:t>virtual storage</w:t>
-      </w:r>
-      <w:r>
-        <w:rPr>
-          <w:b w:val="0"/>
-          <w:i w:val="0"/>
-        </w:rPr>
-        <w:t xml:space="preserve">. </w:t>
+        <w:t xml:space="preserve"> Produce a paper receipt. </w:t>
       </w:r>
       <w:r>
         <w:rPr>
@@ -702,13 +952,6 @@
     <w:p/>
     <w:p>
       <w:pPr>
-        <w:pBdr>
-          <w:bottom w:val="single" w:sz="6" w:space="1" w:color="AAAAAA"/>
-        </w:pBdr>
-      </w:pPr>
-    </w:p>
-    <w:p>
-      <w:pPr>
         <w:pStyle w:val="Heading2"/>
       </w:pPr>
       <w:r>
@@ -725,7 +968,7 @@
           <w:b/>
           <w:i w:val="0"/>
         </w:rPr>
-        <w:t>7.</w:t>
+        <w:t>6.</w:t>
       </w:r>
       <w:r>
         <w:rPr>
@@ -795,7 +1038,7 @@
           <w:b w:val="0"/>
           <w:i/>
         </w:rPr>
-        <w:t>(retrieval from 1.1.2)</w:t>
+        <w:t>(1.1.2)</w:t>
       </w:r>
     </w:p>
     <w:tbl>
@@ -825,26 +1068,12 @@
     </w:tbl>
     <w:p/>
     <w:p>
-      <w:pPr>
-        <w:pBdr>
-          <w:bottom w:val="single" w:sz="6" w:space="1" w:color="AAAAAA"/>
-        </w:pBdr>
-      </w:pPr>
-    </w:p>
-    <w:p>
-      <w:pPr>
-        <w:pBdr>
-          <w:bottom w:val="single" w:sz="6" w:space="1" w:color="AAAAAA"/>
-        </w:pBdr>
-      </w:pPr>
-    </w:p>
-    <w:p>
       <w:r>
         <w:rPr>
           <w:b/>
           <w:i w:val="0"/>
         </w:rPr>
-        <w:t>8.</w:t>
+        <w:t>7.</w:t>
       </w:r>
       <w:r>
         <w:rPr>
@@ -886,7 +1115,7 @@
           <w:b w:val="0"/>
           <w:i/>
         </w:rPr>
-        <w:t>(retrieval from 1.1.2)</w:t>
+        <w:t>(1.1.2)</w:t>
       </w:r>
     </w:p>
     <w:tbl>
@@ -916,26 +1145,12 @@
     </w:tbl>
     <w:p/>
     <w:p>
-      <w:pPr>
-        <w:pBdr>
-          <w:bottom w:val="single" w:sz="6" w:space="1" w:color="AAAAAA"/>
-        </w:pBdr>
-      </w:pPr>
-    </w:p>
-    <w:p>
-      <w:pPr>
-        <w:pBdr>
-          <w:bottom w:val="single" w:sz="6" w:space="1" w:color="AAAAAA"/>
-        </w:pBdr>
-      </w:pPr>
-    </w:p>
-    <w:p>
       <w:r>
         <w:rPr>
           <w:b/>
           <w:i w:val="0"/>
         </w:rPr>
-        <w:t>9.</w:t>
+        <w:t>8.</w:t>
       </w:r>
       <w:r>
         <w:rPr>
@@ -1005,7 +1220,7 @@
           <w:b w:val="0"/>
           <w:i/>
         </w:rPr>
-        <w:t>(retrieval from 1.1.1)</w:t>
+        <w:t>(1.1.1)</w:t>
       </w:r>
     </w:p>
     <w:tbl>
@@ -1034,13 +1249,6 @@
       </w:tr>
     </w:tbl>
     <w:p/>
-    <w:p>
-      <w:pPr>
-        <w:pBdr>
-          <w:bottom w:val="single" w:sz="6" w:space="1" w:color="AAAAAA"/>
-        </w:pBdr>
-      </w:pPr>
-    </w:p>
     <w:p>
       <w:pPr>
         <w:pBdr>
